--- a/docs/初期設定マニュアル_v2.0.docx
+++ b/docs/初期設定マニュアル_v2.0.docx
@@ -617,7 +617,7 @@
                 <w:sz w:val="19"/>
                 <w:szCs w:val="19"/>
               </w:rPr>
-              <w:t xml:space="preserve">Google Workspace</w:t>
+              <w:t xml:space="preserve">管理用アカウント</w:t>
             </w:r>
           </w:p>
         </w:tc>
@@ -642,7 +642,7 @@
                 <w:sz w:val="19"/>
                 <w:szCs w:val="19"/>
               </w:rPr>
-              <w:t xml:space="preserve">全利用者が同一ドメインに所属していること（ファイルオーナー移譲のため）</w:t>
+              <w:t xml:space="preserve">トリガー設定と、すべての書類作成を行う専用アカウント（第2章）</w:t>
             </w:r>
           </w:p>
         </w:tc>
@@ -670,7 +670,7 @@
                 <w:sz w:val="19"/>
                 <w:szCs w:val="19"/>
               </w:rPr>
-              <w:t xml:space="preserve">管理用アカウント</w:t>
+              <w:t xml:space="preserve">社印画像</w:t>
             </w:r>
           </w:p>
         </w:tc>
@@ -696,7 +696,7 @@
                 <w:sz w:val="19"/>
                 <w:szCs w:val="19"/>
               </w:rPr>
-              <w:t xml:space="preserve">トリガー設定と書類ファイルのオーナーとなる専用アカウント（第2章）</w:t>
+              <w:t xml:space="preserve">PNGまたはJPEG形式の画像ファイル（第6章）</w:t>
             </w:r>
           </w:p>
         </w:tc>
@@ -723,7 +723,7 @@
                 <w:sz w:val="19"/>
                 <w:szCs w:val="19"/>
               </w:rPr>
-              <w:t xml:space="preserve">社印画像</w:t>
+              <w:t xml:space="preserve">帳票テンプレート</w:t>
             </w:r>
           </w:p>
         </w:tc>
@@ -748,7 +748,7 @@
                 <w:sz w:val="19"/>
                 <w:szCs w:val="19"/>
               </w:rPr>
-              <w:t xml:space="preserve">PNGまたはJPEG形式の画像ファイル（第6章）</w:t>
+              <w:t xml:space="preserve">見積書・請求書・納品書のスプレッドシート（第5章）</w:t>
             </w:r>
           </w:p>
         </w:tc>
@@ -776,7 +776,7 @@
                 <w:sz w:val="19"/>
                 <w:szCs w:val="19"/>
               </w:rPr>
-              <w:t xml:space="preserve">帳票テンプレート</w:t>
+              <w:t xml:space="preserve">Chatwork APIトークン</w:t>
             </w:r>
           </w:p>
         </w:tc>
@@ -784,58 +784,6 @@
           <w:tcPr>
             <w:tcW w:type="dxa" w:w="6600"/>
             <w:shd w:fill="F5F7FA" w:val="clear"/>
-            <w:tcMar>
-              <w:top w:type="dxa" w:w="80"/>
-              <w:left w:type="dxa" w:w="110"/>
-              <w:bottom w:type="dxa" w:w="80"/>
-              <w:right w:type="dxa" w:w="110"/>
-            </w:tcMar>
-          </w:tcPr>
-          <w:p>
-            <w:pPr>
-              <w:spacing w:after="0"/>
-            </w:pPr>
-            <w:r>
-              <w:rPr>
-                <w:b w:val="false"/>
-                <w:bCs w:val="false"/>
-                <w:sz w:val="19"/>
-                <w:szCs w:val="19"/>
-              </w:rPr>
-              <w:t xml:space="preserve">見積書・請求書・納品書のスプレッドシート（第5章）</w:t>
-            </w:r>
-          </w:p>
-        </w:tc>
-      </w:tr>
-      <w:tr>
-        <w:tc>
-          <w:tcPr>
-            <w:tcW w:type="dxa" w:w="2400"/>
-            <w:tcMar>
-              <w:top w:type="dxa" w:w="80"/>
-              <w:left w:type="dxa" w:w="110"/>
-              <w:bottom w:type="dxa" w:w="80"/>
-              <w:right w:type="dxa" w:w="110"/>
-            </w:tcMar>
-          </w:tcPr>
-          <w:p>
-            <w:pPr>
-              <w:spacing w:after="0"/>
-            </w:pPr>
-            <w:r>
-              <w:rPr>
-                <w:b w:val="false"/>
-                <w:bCs w:val="false"/>
-                <w:sz w:val="19"/>
-                <w:szCs w:val="19"/>
-              </w:rPr>
-              <w:t xml:space="preserve">Chatwork APIトークン</w:t>
-            </w:r>
-          </w:p>
-        </w:tc>
-        <w:tc>
-          <w:tcPr>
-            <w:tcW w:type="dxa" w:w="6600"/>
             <w:tcMar>
               <w:top w:type="dxa" w:w="80"/>
               <w:left w:type="dxa" w:w="110"/>
@@ -1007,6 +955,47 @@
         <w:t xml:space="preserve">本システムは、生成した書類ファイルのオーナーを「管理用アカウント」に統一することで、承認済み書類が編集されることを防ぎます。</w:t>
       </w:r>
     </w:p>
+    <w:p>
+      <w:pPr>
+        <w:pStyle w:val="Heading2"/>
+      </w:pPr>
+      <w:r>
+        <w:t xml:space="preserve">2.1 オーナー統一の考え方</w:t>
+      </w:r>
+    </w:p>
+    <w:p>
+      <w:pPr>
+        <w:spacing w:after="120"/>
+      </w:pPr>
+      <w:r>
+        <w:rPr>
+          <w:b w:val="false"/>
+          <w:bCs w:val="false"/>
+          <w:i w:val="false"/>
+          <w:iCs w:val="false"/>
+        </w:rPr>
+        <w:t xml:space="preserve">Google Workspace を利用しない環境では、スクリプトからファイルのオーナーを別アカウントへ移譲することができません（異なるドメイン間の移譲は「招待制」となり、相手が承諾するまで反映されないためです）。</w:t>
+      </w:r>
+    </w:p>
+    <w:p>
+      <w:pPr>
+        <w:spacing w:after="120"/>
+      </w:pPr>
+      <w:r>
+        <w:rPr>
+          <w:b w:val="false"/>
+          <w:bCs w:val="false"/>
+          <w:i w:val="false"/>
+          <w:iCs w:val="false"/>
+        </w:rPr>
+        <w:t xml:space="preserve">そこで本システムでは、書類ファイルを作成する操作そのものを管理用アカウントで行うことで、生成される全書類が最初から管理用アカウントの所有物になるようにします。</w:t>
+      </w:r>
+    </w:p>
+    <w:p>
+      <w:pPr>
+        <w:spacing w:after="160"/>
+      </w:pPr>
+    </w:p>
     <w:tbl>
       <w:tblPr>
         <w:tblW w:type="dxa" w:w="9000"/>
@@ -1043,7 +1032,7 @@
                 <w:b/>
                 <w:bCs/>
               </w:rPr>
-              <w:t xml:space="preserve">管理用アカウントの重要な運用ルール</w:t>
+              <w:t xml:space="preserve">運用ルール（重要）</w:t>
             </w:r>
           </w:p>
           <w:p>
@@ -1051,6 +1040,38 @@
               <w:spacing w:after="40"/>
             </w:pPr>
             <w:r>
+              <w:t xml:space="preserve">・書類の作成（見積書作成・請求書作成・納品書作成）は、必ず管理用アカウントで行ってください。</w:t>
+            </w:r>
+          </w:p>
+          <w:p>
+            <w:pPr>
+              <w:spacing w:after="40"/>
+            </w:pPr>
+            <w:r>
+              <w:t xml:space="preserve">　別のアカウントで作成すると、そのファイルのオーナーは作成者本人になり、</w:t>
+            </w:r>
+          </w:p>
+          <w:p>
+            <w:pPr>
+              <w:spacing w:after="40"/>
+            </w:pPr>
+            <w:r>
+              <w:t xml:space="preserve">　承認後もその本人だけはシート保護を解除して編集できてしまいます。</w:t>
+            </w:r>
+          </w:p>
+          <w:p>
+            <w:pPr>
+              <w:spacing w:after="40"/>
+            </w:pPr>
+            <w:r>
+              <w:t xml:space="preserve">・別アカウントで作成された場合は、「操作ログ」シートにエラーとして記録されます。</w:t>
+            </w:r>
+          </w:p>
+          <w:p>
+            <w:pPr>
+              <w:spacing w:after="40"/>
+            </w:pPr>
+            <w:r>
               <w:t xml:space="preserve">・Googleスプレッドシートの仕様上、ファイルのオーナーだけはシート保護を解除できます。</w:t>
             </w:r>
           </w:p>
@@ -1068,14 +1089,6 @@
             </w:pPr>
             <w:r>
               <w:t xml:space="preserve">・したがって、管理用アカウントの認証情報を日常業務で使用しないことが、書類保護の前提となります。</w:t>
-            </w:r>
-          </w:p>
-          <w:p>
-            <w:pPr>
-              <w:spacing w:after="40"/>
-            </w:pPr>
-            <w:r>
-              <w:t xml:space="preserve">・管理用アカウントは、トリガー設定と書類のオーナー保持のためだけに使用してください。</w:t>
             </w:r>
           </w:p>
         </w:tc>
@@ -1097,75 +1110,9 @@
           <w:i w:val="false"/>
           <w:iCs w:val="false"/>
         </w:rPr>
-        <w:t xml:space="preserve">用意するもの：専用のGoogleアカウント1つ（例: system-admin@example.co.jp）。同一Google Workspaceドメイン内であること。</w:t>
+        <w:t xml:space="preserve">用意するもの：専用のGoogleアカウント1つ（例: system-admin@example.com）。</w:t>
       </w:r>
     </w:p>
-    <w:tbl>
-      <w:tblPr>
-        <w:tblW w:type="dxa" w:w="9000"/>
-        <w:tblBorders>
-          <w:top w:val="single" w:color="auto" w:sz="4"/>
-          <w:left w:val="single" w:color="auto" w:sz="4"/>
-          <w:bottom w:val="single" w:color="auto" w:sz="4"/>
-          <w:right w:val="single" w:color="auto" w:sz="4"/>
-          <w:insideH w:val="single" w:color="auto" w:sz="4"/>
-          <w:insideV w:val="single" w:color="auto" w:sz="4"/>
-        </w:tblBorders>
-      </w:tblPr>
-      <w:tblGrid>
-        <w:gridCol w:w="9000"/>
-      </w:tblGrid>
-      <w:tr>
-        <w:tc>
-          <w:tcPr>
-            <w:tcW w:type="dxa" w:w="9000"/>
-            <w:shd w:fill="FFF4E5" w:val="clear"/>
-            <w:tcMar>
-              <w:top w:type="dxa" w:w="120"/>
-              <w:left w:type="dxa" w:w="160"/>
-              <w:bottom w:type="dxa" w:w="120"/>
-              <w:right w:type="dxa" w:w="160"/>
-            </w:tcMar>
-          </w:tcPr>
-          <w:p>
-            <w:pPr>
-              <w:spacing w:after="60"/>
-            </w:pPr>
-            <w:r>
-              <w:rPr>
-                <w:b/>
-                <w:bCs/>
-              </w:rPr>
-              <w:t xml:space="preserve">ドメインをまたぐ場合の注意</w:t>
-            </w:r>
-          </w:p>
-          <w:p>
-            <w:pPr>
-              <w:spacing w:after="40"/>
-            </w:pPr>
-            <w:r>
-              <w:t xml:space="preserve">個人のGmailアカウントなど、異なるドメインのアカウントをオーナーに指定した場合、</w:t>
-            </w:r>
-          </w:p>
-          <w:p>
-            <w:pPr>
-              <w:spacing w:after="40"/>
-            </w:pPr>
-            <w:r>
-              <w:t xml:space="preserve">オーナー移譲は「招待制」となり、相手が承諾するまで反映されません。</w:t>
-            </w:r>
-          </w:p>
-          <w:p>
-            <w:pPr>
-              <w:spacing w:after="40"/>
-            </w:pPr>
-            <w:r>
-              <w:t xml:space="preserve">必ず同一ドメイン内のアカウントを使用してください。</w:t>
-            </w:r>
-          </w:p>
-        </w:tc>
-      </w:tr>
-    </w:tbl>
     <w:p>
       <w:pPr>
         <w:pStyle w:val="Heading1"/>
@@ -3511,7 +3458,7 @@
               <w:spacing w:after="40"/>
             </w:pPr>
             <w:r>
-              <w:t xml:space="preserve">v1.0から移行する場合は、上記4シートすべてにこの2列を追加してください。</w:t>
+              <w:t xml:space="preserve">この列はシステムが内部的に使用するもので、利用者が手入力する必要はありません。</w:t>
             </w:r>
           </w:p>
           <w:p>
@@ -3519,7 +3466,31 @@
               <w:spacing w:after="40"/>
             </w:pPr>
             <w:r>
-              <w:t xml:space="preserve">この列はシステムが内部的に使用するもので、利用者が手入力する必要はありません。</w:t>
+              <w:t xml:space="preserve"/>
+            </w:r>
+          </w:p>
+          <w:p>
+            <w:pPr>
+              <w:spacing w:after="40"/>
+            </w:pPr>
+            <w:r>
+              <w:t xml:space="preserve">v1.0から移行する場合、上記4シートすべてにこの2列を追加する必要があります。</w:t>
+            </w:r>
+          </w:p>
+          <w:p>
+            <w:pPr>
+              <w:spacing w:after="40"/>
+            </w:pPr>
+            <w:r>
+              <w:t xml:space="preserve">手動で追加するかわりに、メニュー「案件管理システム」→「案件シートの構成を確認・修復する」を</w:t>
+            </w:r>
+          </w:p>
+          <w:p>
+            <w:pPr>
+              <w:spacing w:after="40"/>
+            </w:pPr>
+            <w:r>
+              <w:t xml:space="preserve">実行すれば、列数の拡張とヘッダーの設定が自動で行われます（3.5節参照）。</w:t>
             </w:r>
           </w:p>
         </w:tc>
@@ -4815,6 +4786,143 @@
         <w:t xml:space="preserve">ロール名は上記の文字列と完全一致させてください。少なくとも1名に「総務」を設定する必要があります（承認依頼メールの宛先となるため）。</w:t>
       </w:r>
     </w:p>
+    <w:p>
+      <w:pPr>
+        <w:pStyle w:val="Heading2"/>
+      </w:pPr>
+      <w:r>
+        <w:t xml:space="preserve">3.5 シート構成の確認・修復</w:t>
+      </w:r>
+    </w:p>
+    <w:p>
+      <w:pPr>
+        <w:spacing w:after="120"/>
+      </w:pPr>
+      <w:r>
+        <w:rPr>
+          <w:b w:val="false"/>
+          <w:bCs w:val="false"/>
+          <w:i w:val="false"/>
+          <w:iCs w:val="false"/>
+        </w:rPr>
+        <w:t xml:space="preserve">シートの列数やヘッダーが正しく設定されているかは、専用のメニューで確認・修復できます。列を追加する仕様変更を既存のスプレッドシートへ反映する際にも使用します。</w:t>
+      </w:r>
+    </w:p>
+    <w:p>
+      <w:pPr>
+        <w:pStyle w:val="ListParagraph"/>
+        <w:numPr>
+          <w:ilvl w:val="0"/>
+          <w:numId w:val="2"/>
+        </w:numPr>
+        <w:spacing w:after="60"/>
+      </w:pPr>
+      <w:r>
+        <w:t xml:space="preserve">メニュー「案件管理システム」→「案件シートの構成を確認・修復する」をクリックします</w:t>
+      </w:r>
+    </w:p>
+    <w:p>
+      <w:pPr>
+        <w:pStyle w:val="ListParagraph"/>
+        <w:numPr>
+          <w:ilvl w:val="0"/>
+          <w:numId w:val="2"/>
+        </w:numPr>
+        <w:spacing w:after="60"/>
+      </w:pPr>
+      <w:r>
+        <w:t xml:space="preserve">当期の表示シート・全案件DBシートと、原本の2シートが対象になります</w:t>
+      </w:r>
+    </w:p>
+    <w:p>
+      <w:pPr>
+        <w:pStyle w:val="ListParagraph"/>
+        <w:numPr>
+          <w:ilvl w:val="0"/>
+          <w:numId w:val="2"/>
+        </w:numPr>
+        <w:spacing w:after="60"/>
+      </w:pPr>
+      <w:r>
+        <w:t xml:space="preserve">列数が不足していれば自動的に拡張され、ヘッダーが空欄の列に既定の見出しが設定されます</w:t>
+      </w:r>
+    </w:p>
+    <w:p>
+      <w:pPr>
+        <w:pStyle w:val="ListParagraph"/>
+        <w:numPr>
+          <w:ilvl w:val="0"/>
+          <w:numId w:val="2"/>
+        </w:numPr>
+        <w:spacing w:after="60"/>
+      </w:pPr>
+      <w:r>
+        <w:t xml:space="preserve">結果がダイアログに表示され、「操作ログ」シートにも記録されます</w:t>
+      </w:r>
+    </w:p>
+    <w:p>
+      <w:pPr>
+        <w:spacing w:after="160"/>
+      </w:pPr>
+    </w:p>
+    <w:tbl>
+      <w:tblPr>
+        <w:tblW w:type="dxa" w:w="9000"/>
+        <w:tblBorders>
+          <w:top w:val="single" w:color="auto" w:sz="4"/>
+          <w:left w:val="single" w:color="auto" w:sz="4"/>
+          <w:bottom w:val="single" w:color="auto" w:sz="4"/>
+          <w:right w:val="single" w:color="auto" w:sz="4"/>
+          <w:insideH w:val="single" w:color="auto" w:sz="4"/>
+          <w:insideV w:val="single" w:color="auto" w:sz="4"/>
+        </w:tblBorders>
+      </w:tblPr>
+      <w:tblGrid>
+        <w:gridCol w:w="9000"/>
+      </w:tblGrid>
+      <w:tr>
+        <w:tc>
+          <w:tcPr>
+            <w:tcW w:type="dxa" w:w="9000"/>
+            <w:shd w:fill="FFF4E5" w:val="clear"/>
+            <w:tcMar>
+              <w:top w:type="dxa" w:w="120"/>
+              <w:left w:type="dxa" w:w="160"/>
+              <w:bottom w:type="dxa" w:w="120"/>
+              <w:right w:type="dxa" w:w="160"/>
+            </w:tcMar>
+          </w:tcPr>
+          <w:p>
+            <w:pPr>
+              <w:spacing w:after="60"/>
+            </w:pPr>
+            <w:r>
+              <w:rPr>
+                <w:b/>
+                <w:bCs/>
+              </w:rPr>
+              <w:t xml:space="preserve">既存のヘッダーは上書きされません</w:t>
+            </w:r>
+          </w:p>
+          <w:p>
+            <w:pPr>
+              <w:spacing w:after="40"/>
+            </w:pPr>
+            <w:r>
+              <w:t xml:space="preserve">既に見出しが入力されている列は変更されません（独自の表記に変更している場合を尊重するため）。</w:t>
+            </w:r>
+          </w:p>
+          <w:p>
+            <w:pPr>
+              <w:spacing w:after="40"/>
+            </w:pPr>
+            <w:r>
+              <w:t xml:space="preserve">空欄の列にのみ、既定の見出しが設定されます。</w:t>
+            </w:r>
+          </w:p>
+        </w:tc>
+      </w:tr>
+    </w:tbl>
     <w:p>
       <w:r>
         <w:br w:type="page"/>
@@ -9651,6 +9759,20 @@
               <w:t xml:space="preserve">管理用アカウントのメールアドレス</w:t>
             </w:r>
           </w:p>
+          <w:p>
+            <w:pPr>
+              <w:spacing w:after="0"/>
+            </w:pPr>
+            <w:r>
+              <w:rPr>
+                <w:b w:val="false"/>
+                <w:bCs w:val="false"/>
+                <w:sz w:val="19"/>
+                <w:szCs w:val="19"/>
+              </w:rPr>
+              <w:t xml:space="preserve">（書類作成の実行アカウントの検証に使用）</w:t>
+            </w:r>
+          </w:p>
         </w:tc>
         <w:tc>
           <w:tcPr>
@@ -9824,7 +9946,7 @@
               <w:spacing w:after="40"/>
             </w:pPr>
             <w:r>
-              <w:t xml:space="preserve">・ADMIN_TRIGGER_ACCOUNT_EMAILが未設定の場合、書類のオーナー移譲が行われず、</w:t>
+              <w:t xml:space="preserve">・ADMIN_TRIGGER_ACCOUNT_EMAILが未設定の場合、書類作成時の実行アカウント検証が行われず、</w:t>
             </w:r>
           </w:p>
           <w:p>
@@ -9832,7 +9954,7 @@
               <w:spacing w:after="40"/>
             </w:pPr>
             <w:r>
-              <w:t xml:space="preserve">　作成者本人が承認済み書類を編集できてしまいます。必ず設定してください。</w:t>
+              <w:t xml:space="preserve">　管理用アカウント以外で書類が作成されても気付けません。必ず設定してください。</w:t>
             </w:r>
           </w:p>
         </w:tc>
@@ -10256,6 +10378,85 @@
                 <w:sz w:val="19"/>
                 <w:szCs w:val="19"/>
               </w:rPr>
+              <w:t xml:space="preserve">メニュー「案件シートの構成を確認・修復する」を実行</w:t>
+            </w:r>
+          </w:p>
+        </w:tc>
+        <w:tc>
+          <w:tcPr>
+            <w:tcW w:type="dxa" w:w="5000"/>
+            <w:tcMar>
+              <w:top w:type="dxa" w:w="80"/>
+              <w:left w:type="dxa" w:w="110"/>
+              <w:bottom w:type="dxa" w:w="80"/>
+              <w:right w:type="dxa" w:w="110"/>
+            </w:tcMar>
+          </w:tcPr>
+          <w:p>
+            <w:pPr>
+              <w:spacing w:after="0"/>
+            </w:pPr>
+            <w:r>
+              <w:rPr>
+                <w:b w:val="false"/>
+                <w:bCs w:val="false"/>
+                <w:sz w:val="19"/>
+                <w:szCs w:val="19"/>
+              </w:rPr>
+              <w:t xml:space="preserve">全シートが「変更なし（正常）」または修復完了と表示される</w:t>
+            </w:r>
+          </w:p>
+        </w:tc>
+      </w:tr>
+      <w:tr>
+        <w:tc>
+          <w:tcPr>
+            <w:tcW w:type="dxa" w:w="500"/>
+            <w:shd w:fill="F5F7FA" w:val="clear"/>
+            <w:tcMar>
+              <w:top w:type="dxa" w:w="80"/>
+              <w:left w:type="dxa" w:w="110"/>
+              <w:bottom w:type="dxa" w:w="80"/>
+              <w:right w:type="dxa" w:w="110"/>
+            </w:tcMar>
+          </w:tcPr>
+          <w:p>
+            <w:pPr>
+              <w:spacing w:after="0"/>
+            </w:pPr>
+            <w:r>
+              <w:rPr>
+                <w:b w:val="false"/>
+                <w:bCs w:val="false"/>
+                <w:sz w:val="19"/>
+                <w:szCs w:val="19"/>
+              </w:rPr>
+              <w:t xml:space="preserve">2</w:t>
+            </w:r>
+          </w:p>
+        </w:tc>
+        <w:tc>
+          <w:tcPr>
+            <w:tcW w:type="dxa" w:w="3500"/>
+            <w:shd w:fill="F5F7FA" w:val="clear"/>
+            <w:tcMar>
+              <w:top w:type="dxa" w:w="80"/>
+              <w:left w:type="dxa" w:w="110"/>
+              <w:bottom w:type="dxa" w:w="80"/>
+              <w:right w:type="dxa" w:w="110"/>
+            </w:tcMar>
+          </w:tcPr>
+          <w:p>
+            <w:pPr>
+              <w:spacing w:after="0"/>
+            </w:pPr>
+            <w:r>
+              <w:rPr>
+                <w:b w:val="false"/>
+                <w:bCs w:val="false"/>
+                <w:sz w:val="19"/>
+                <w:szCs w:val="19"/>
+              </w:rPr>
               <w:t xml:space="preserve">メニュー「社印設定を確認する」を実行</w:t>
             </w:r>
           </w:p>
@@ -10263,6 +10464,7 @@
         <w:tc>
           <w:tcPr>
             <w:tcW w:type="dxa" w:w="5000"/>
+            <w:shd w:fill="F5F7FA" w:val="clear"/>
             <w:tcMar>
               <w:top w:type="dxa" w:w="80"/>
               <w:left w:type="dxa" w:w="110"/>
@@ -10290,33 +10492,31 @@
         <w:tc>
           <w:tcPr>
             <w:tcW w:type="dxa" w:w="500"/>
-            <w:shd w:fill="F5F7FA" w:val="clear"/>
-            <w:tcMar>
-              <w:top w:type="dxa" w:w="80"/>
-              <w:left w:type="dxa" w:w="110"/>
-              <w:bottom w:type="dxa" w:w="80"/>
-              <w:right w:type="dxa" w:w="110"/>
-            </w:tcMar>
-          </w:tcPr>
-          <w:p>
-            <w:pPr>
-              <w:spacing w:after="0"/>
-            </w:pPr>
-            <w:r>
-              <w:rPr>
-                <w:b w:val="false"/>
-                <w:bCs w:val="false"/>
-                <w:sz w:val="19"/>
-                <w:szCs w:val="19"/>
-              </w:rPr>
-              <w:t xml:space="preserve">2</w:t>
+            <w:tcMar>
+              <w:top w:type="dxa" w:w="80"/>
+              <w:left w:type="dxa" w:w="110"/>
+              <w:bottom w:type="dxa" w:w="80"/>
+              <w:right w:type="dxa" w:w="110"/>
+            </w:tcMar>
+          </w:tcPr>
+          <w:p>
+            <w:pPr>
+              <w:spacing w:after="0"/>
+            </w:pPr>
+            <w:r>
+              <w:rPr>
+                <w:b w:val="false"/>
+                <w:bCs w:val="false"/>
+                <w:sz w:val="19"/>
+                <w:szCs w:val="19"/>
+              </w:rPr>
+              <w:t xml:space="preserve">3</w:t>
             </w:r>
           </w:p>
         </w:tc>
         <w:tc>
           <w:tcPr>
             <w:tcW w:type="dxa" w:w="3500"/>
-            <w:shd w:fill="F5F7FA" w:val="clear"/>
             <w:tcMar>
               <w:top w:type="dxa" w:w="80"/>
               <w:left w:type="dxa" w:w="110"/>
@@ -10342,7 +10542,6 @@
         <w:tc>
           <w:tcPr>
             <w:tcW w:type="dxa" w:w="5000"/>
-            <w:shd w:fill="F5F7FA" w:val="clear"/>
             <w:tcMar>
               <w:top w:type="dxa" w:w="80"/>
               <w:left w:type="dxa" w:w="110"/>
@@ -10370,31 +10569,33 @@
         <w:tc>
           <w:tcPr>
             <w:tcW w:type="dxa" w:w="500"/>
-            <w:tcMar>
-              <w:top w:type="dxa" w:w="80"/>
-              <w:left w:type="dxa" w:w="110"/>
-              <w:bottom w:type="dxa" w:w="80"/>
-              <w:right w:type="dxa" w:w="110"/>
-            </w:tcMar>
-          </w:tcPr>
-          <w:p>
-            <w:pPr>
-              <w:spacing w:after="0"/>
-            </w:pPr>
-            <w:r>
-              <w:rPr>
-                <w:b w:val="false"/>
-                <w:bCs w:val="false"/>
-                <w:sz w:val="19"/>
-                <w:szCs w:val="19"/>
-              </w:rPr>
-              <w:t xml:space="preserve">3</w:t>
+            <w:shd w:fill="F5F7FA" w:val="clear"/>
+            <w:tcMar>
+              <w:top w:type="dxa" w:w="80"/>
+              <w:left w:type="dxa" w:w="110"/>
+              <w:bottom w:type="dxa" w:w="80"/>
+              <w:right w:type="dxa" w:w="110"/>
+            </w:tcMar>
+          </w:tcPr>
+          <w:p>
+            <w:pPr>
+              <w:spacing w:after="0"/>
+            </w:pPr>
+            <w:r>
+              <w:rPr>
+                <w:b w:val="false"/>
+                <w:bCs w:val="false"/>
+                <w:sz w:val="19"/>
+                <w:szCs w:val="19"/>
+              </w:rPr>
+              <w:t xml:space="preserve">4</w:t>
             </w:r>
           </w:p>
         </w:tc>
         <w:tc>
           <w:tcPr>
             <w:tcW w:type="dxa" w:w="3500"/>
+            <w:shd w:fill="F5F7FA" w:val="clear"/>
             <w:tcMar>
               <w:top w:type="dxa" w:w="80"/>
               <w:left w:type="dxa" w:w="110"/>
@@ -10420,6 +10621,7 @@
         <w:tc>
           <w:tcPr>
             <w:tcW w:type="dxa" w:w="5000"/>
+            <w:shd w:fill="F5F7FA" w:val="clear"/>
             <w:tcMar>
               <w:top w:type="dxa" w:w="80"/>
               <w:left w:type="dxa" w:w="110"/>
@@ -10447,33 +10649,31 @@
         <w:tc>
           <w:tcPr>
             <w:tcW w:type="dxa" w:w="500"/>
-            <w:shd w:fill="F5F7FA" w:val="clear"/>
-            <w:tcMar>
-              <w:top w:type="dxa" w:w="80"/>
-              <w:left w:type="dxa" w:w="110"/>
-              <w:bottom w:type="dxa" w:w="80"/>
-              <w:right w:type="dxa" w:w="110"/>
-            </w:tcMar>
-          </w:tcPr>
-          <w:p>
-            <w:pPr>
-              <w:spacing w:after="0"/>
-            </w:pPr>
-            <w:r>
-              <w:rPr>
-                <w:b w:val="false"/>
-                <w:bCs w:val="false"/>
-                <w:sz w:val="19"/>
-                <w:szCs w:val="19"/>
-              </w:rPr>
-              <w:t xml:space="preserve">4</w:t>
+            <w:tcMar>
+              <w:top w:type="dxa" w:w="80"/>
+              <w:left w:type="dxa" w:w="110"/>
+              <w:bottom w:type="dxa" w:w="80"/>
+              <w:right w:type="dxa" w:w="110"/>
+            </w:tcMar>
+          </w:tcPr>
+          <w:p>
+            <w:pPr>
+              <w:spacing w:after="0"/>
+            </w:pPr>
+            <w:r>
+              <w:rPr>
+                <w:b w:val="false"/>
+                <w:bCs w:val="false"/>
+                <w:sz w:val="19"/>
+                <w:szCs w:val="19"/>
+              </w:rPr>
+              <w:t xml:space="preserve">5</w:t>
             </w:r>
           </w:p>
         </w:tc>
         <w:tc>
           <w:tcPr>
             <w:tcW w:type="dxa" w:w="3500"/>
-            <w:shd w:fill="F5F7FA" w:val="clear"/>
             <w:tcMar>
               <w:top w:type="dxa" w:w="80"/>
               <w:left w:type="dxa" w:w="110"/>
@@ -10499,7 +10699,6 @@
         <w:tc>
           <w:tcPr>
             <w:tcW w:type="dxa" w:w="5000"/>
-            <w:shd w:fill="F5F7FA" w:val="clear"/>
             <w:tcMar>
               <w:top w:type="dxa" w:w="80"/>
               <w:left w:type="dxa" w:w="110"/>
@@ -10527,31 +10726,33 @@
         <w:tc>
           <w:tcPr>
             <w:tcW w:type="dxa" w:w="500"/>
-            <w:tcMar>
-              <w:top w:type="dxa" w:w="80"/>
-              <w:left w:type="dxa" w:w="110"/>
-              <w:bottom w:type="dxa" w:w="80"/>
-              <w:right w:type="dxa" w:w="110"/>
-            </w:tcMar>
-          </w:tcPr>
-          <w:p>
-            <w:pPr>
-              <w:spacing w:after="0"/>
-            </w:pPr>
-            <w:r>
-              <w:rPr>
-                <w:b w:val="false"/>
-                <w:bCs w:val="false"/>
-                <w:sz w:val="19"/>
-                <w:szCs w:val="19"/>
-              </w:rPr>
-              <w:t xml:space="preserve">5</w:t>
+            <w:shd w:fill="F5F7FA" w:val="clear"/>
+            <w:tcMar>
+              <w:top w:type="dxa" w:w="80"/>
+              <w:left w:type="dxa" w:w="110"/>
+              <w:bottom w:type="dxa" w:w="80"/>
+              <w:right w:type="dxa" w:w="110"/>
+            </w:tcMar>
+          </w:tcPr>
+          <w:p>
+            <w:pPr>
+              <w:spacing w:after="0"/>
+            </w:pPr>
+            <w:r>
+              <w:rPr>
+                <w:b w:val="false"/>
+                <w:bCs w:val="false"/>
+                <w:sz w:val="19"/>
+                <w:szCs w:val="19"/>
+              </w:rPr>
+              <w:t xml:space="preserve">6</w:t>
             </w:r>
           </w:p>
         </w:tc>
         <w:tc>
           <w:tcPr>
             <w:tcW w:type="dxa" w:w="3500"/>
+            <w:shd w:fill="F5F7FA" w:val="clear"/>
             <w:tcMar>
               <w:top w:type="dxa" w:w="80"/>
               <w:left w:type="dxa" w:w="110"/>
@@ -10577,25 +10778,40 @@
         <w:tc>
           <w:tcPr>
             <w:tcW w:type="dxa" w:w="5000"/>
-            <w:tcMar>
-              <w:top w:type="dxa" w:w="80"/>
-              <w:left w:type="dxa" w:w="110"/>
-              <w:bottom w:type="dxa" w:w="80"/>
-              <w:right w:type="dxa" w:w="110"/>
-            </w:tcMar>
-          </w:tcPr>
-          <w:p>
-            <w:pPr>
-              <w:spacing w:after="0"/>
-            </w:pPr>
-            <w:r>
-              <w:rPr>
-                <w:b w:val="false"/>
-                <w:bCs w:val="false"/>
-                <w:sz w:val="19"/>
-                <w:szCs w:val="19"/>
-              </w:rPr>
-              <w:t xml:space="preserve">管理用アカウントになっている</w:t>
+            <w:shd w:fill="F5F7FA" w:val="clear"/>
+            <w:tcMar>
+              <w:top w:type="dxa" w:w="80"/>
+              <w:left w:type="dxa" w:w="110"/>
+              <w:bottom w:type="dxa" w:w="80"/>
+              <w:right w:type="dxa" w:w="110"/>
+            </w:tcMar>
+          </w:tcPr>
+          <w:p>
+            <w:pPr>
+              <w:spacing w:after="0"/>
+            </w:pPr>
+            <w:r>
+              <w:rPr>
+                <w:b w:val="false"/>
+                <w:bCs w:val="false"/>
+                <w:sz w:val="19"/>
+                <w:szCs w:val="19"/>
+              </w:rPr>
+              <w:t xml:space="preserve">管理用アカウントになっている。</w:t>
+            </w:r>
+          </w:p>
+          <w:p>
+            <w:pPr>
+              <w:spacing w:after="0"/>
+            </w:pPr>
+            <w:r>
+              <w:rPr>
+                <w:b w:val="false"/>
+                <w:bCs w:val="false"/>
+                <w:sz w:val="19"/>
+                <w:szCs w:val="19"/>
+              </w:rPr>
+              <w:t xml:space="preserve">操作ログに実行アカウントの警告が出ていない</w:t>
             </w:r>
           </w:p>
         </w:tc>
@@ -10604,33 +10820,31 @@
         <w:tc>
           <w:tcPr>
             <w:tcW w:type="dxa" w:w="500"/>
-            <w:shd w:fill="F5F7FA" w:val="clear"/>
-            <w:tcMar>
-              <w:top w:type="dxa" w:w="80"/>
-              <w:left w:type="dxa" w:w="110"/>
-              <w:bottom w:type="dxa" w:w="80"/>
-              <w:right w:type="dxa" w:w="110"/>
-            </w:tcMar>
-          </w:tcPr>
-          <w:p>
-            <w:pPr>
-              <w:spacing w:after="0"/>
-            </w:pPr>
-            <w:r>
-              <w:rPr>
-                <w:b w:val="false"/>
-                <w:bCs w:val="false"/>
-                <w:sz w:val="19"/>
-                <w:szCs w:val="19"/>
-              </w:rPr>
-              <w:t xml:space="preserve">6</w:t>
+            <w:tcMar>
+              <w:top w:type="dxa" w:w="80"/>
+              <w:left w:type="dxa" w:w="110"/>
+              <w:bottom w:type="dxa" w:w="80"/>
+              <w:right w:type="dxa" w:w="110"/>
+            </w:tcMar>
+          </w:tcPr>
+          <w:p>
+            <w:pPr>
+              <w:spacing w:after="0"/>
+            </w:pPr>
+            <w:r>
+              <w:rPr>
+                <w:b w:val="false"/>
+                <w:bCs w:val="false"/>
+                <w:sz w:val="19"/>
+                <w:szCs w:val="19"/>
+              </w:rPr>
+              <w:t xml:space="preserve">7</w:t>
             </w:r>
           </w:p>
         </w:tc>
         <w:tc>
           <w:tcPr>
             <w:tcW w:type="dxa" w:w="3500"/>
-            <w:shd w:fill="F5F7FA" w:val="clear"/>
             <w:tcMar>
               <w:top w:type="dxa" w:w="80"/>
               <w:left w:type="dxa" w:w="110"/>
@@ -10656,7 +10870,6 @@
         <w:tc>
           <w:tcPr>
             <w:tcW w:type="dxa" w:w="5000"/>
-            <w:shd w:fill="F5F7FA" w:val="clear"/>
             <w:tcMar>
               <w:top w:type="dxa" w:w="80"/>
               <w:left w:type="dxa" w:w="110"/>
@@ -10684,31 +10897,33 @@
         <w:tc>
           <w:tcPr>
             <w:tcW w:type="dxa" w:w="500"/>
-            <w:tcMar>
-              <w:top w:type="dxa" w:w="80"/>
-              <w:left w:type="dxa" w:w="110"/>
-              <w:bottom w:type="dxa" w:w="80"/>
-              <w:right w:type="dxa" w:w="110"/>
-            </w:tcMar>
-          </w:tcPr>
-          <w:p>
-            <w:pPr>
-              <w:spacing w:after="0"/>
-            </w:pPr>
-            <w:r>
-              <w:rPr>
-                <w:b w:val="false"/>
-                <w:bCs w:val="false"/>
-                <w:sz w:val="19"/>
-                <w:szCs w:val="19"/>
-              </w:rPr>
-              <w:t xml:space="preserve">7</w:t>
+            <w:shd w:fill="F5F7FA" w:val="clear"/>
+            <w:tcMar>
+              <w:top w:type="dxa" w:w="80"/>
+              <w:left w:type="dxa" w:w="110"/>
+              <w:bottom w:type="dxa" w:w="80"/>
+              <w:right w:type="dxa" w:w="110"/>
+            </w:tcMar>
+          </w:tcPr>
+          <w:p>
+            <w:pPr>
+              <w:spacing w:after="0"/>
+            </w:pPr>
+            <w:r>
+              <w:rPr>
+                <w:b w:val="false"/>
+                <w:bCs w:val="false"/>
+                <w:sz w:val="19"/>
+                <w:szCs w:val="19"/>
+              </w:rPr>
+              <w:t xml:space="preserve">8</w:t>
             </w:r>
           </w:p>
         </w:tc>
         <w:tc>
           <w:tcPr>
             <w:tcW w:type="dxa" w:w="3500"/>
+            <w:shd w:fill="F5F7FA" w:val="clear"/>
             <w:tcMar>
               <w:top w:type="dxa" w:w="80"/>
               <w:left w:type="dxa" w:w="110"/>
@@ -10734,6 +10949,7 @@
         <w:tc>
           <w:tcPr>
             <w:tcW w:type="dxa" w:w="5000"/>
+            <w:shd w:fill="F5F7FA" w:val="clear"/>
             <w:tcMar>
               <w:top w:type="dxa" w:w="80"/>
               <w:left w:type="dxa" w:w="110"/>
@@ -10761,33 +10977,31 @@
         <w:tc>
           <w:tcPr>
             <w:tcW w:type="dxa" w:w="500"/>
-            <w:shd w:fill="F5F7FA" w:val="clear"/>
-            <w:tcMar>
-              <w:top w:type="dxa" w:w="80"/>
-              <w:left w:type="dxa" w:w="110"/>
-              <w:bottom w:type="dxa" w:w="80"/>
-              <w:right w:type="dxa" w:w="110"/>
-            </w:tcMar>
-          </w:tcPr>
-          <w:p>
-            <w:pPr>
-              <w:spacing w:after="0"/>
-            </w:pPr>
-            <w:r>
-              <w:rPr>
-                <w:b w:val="false"/>
-                <w:bCs w:val="false"/>
-                <w:sz w:val="19"/>
-                <w:szCs w:val="19"/>
-              </w:rPr>
-              <w:t xml:space="preserve">8</w:t>
+            <w:tcMar>
+              <w:top w:type="dxa" w:w="80"/>
+              <w:left w:type="dxa" w:w="110"/>
+              <w:bottom w:type="dxa" w:w="80"/>
+              <w:right w:type="dxa" w:w="110"/>
+            </w:tcMar>
+          </w:tcPr>
+          <w:p>
+            <w:pPr>
+              <w:spacing w:after="0"/>
+            </w:pPr>
+            <w:r>
+              <w:rPr>
+                <w:b w:val="false"/>
+                <w:bCs w:val="false"/>
+                <w:sz w:val="19"/>
+                <w:szCs w:val="19"/>
+              </w:rPr>
+              <w:t xml:space="preserve">9</w:t>
             </w:r>
           </w:p>
         </w:tc>
         <w:tc>
           <w:tcPr>
             <w:tcW w:type="dxa" w:w="3500"/>
-            <w:shd w:fill="F5F7FA" w:val="clear"/>
             <w:tcMar>
               <w:top w:type="dxa" w:w="80"/>
               <w:left w:type="dxa" w:w="110"/>
@@ -10813,7 +11027,6 @@
         <w:tc>
           <w:tcPr>
             <w:tcW w:type="dxa" w:w="5000"/>
-            <w:shd w:fill="F5F7FA" w:val="clear"/>
             <w:tcMar>
               <w:top w:type="dxa" w:w="80"/>
               <w:left w:type="dxa" w:w="110"/>
@@ -10841,31 +11054,33 @@
         <w:tc>
           <w:tcPr>
             <w:tcW w:type="dxa" w:w="500"/>
-            <w:tcMar>
-              <w:top w:type="dxa" w:w="80"/>
-              <w:left w:type="dxa" w:w="110"/>
-              <w:bottom w:type="dxa" w:w="80"/>
-              <w:right w:type="dxa" w:w="110"/>
-            </w:tcMar>
-          </w:tcPr>
-          <w:p>
-            <w:pPr>
-              <w:spacing w:after="0"/>
-            </w:pPr>
-            <w:r>
-              <w:rPr>
-                <w:b w:val="false"/>
-                <w:bCs w:val="false"/>
-                <w:sz w:val="19"/>
-                <w:szCs w:val="19"/>
-              </w:rPr>
-              <w:t xml:space="preserve">9</w:t>
+            <w:shd w:fill="F5F7FA" w:val="clear"/>
+            <w:tcMar>
+              <w:top w:type="dxa" w:w="80"/>
+              <w:left w:type="dxa" w:w="110"/>
+              <w:bottom w:type="dxa" w:w="80"/>
+              <w:right w:type="dxa" w:w="110"/>
+            </w:tcMar>
+          </w:tcPr>
+          <w:p>
+            <w:pPr>
+              <w:spacing w:after="0"/>
+            </w:pPr>
+            <w:r>
+              <w:rPr>
+                <w:b w:val="false"/>
+                <w:bCs w:val="false"/>
+                <w:sz w:val="19"/>
+                <w:szCs w:val="19"/>
+              </w:rPr>
+              <w:t xml:space="preserve">10</w:t>
             </w:r>
           </w:p>
         </w:tc>
         <w:tc>
           <w:tcPr>
             <w:tcW w:type="dxa" w:w="3500"/>
+            <w:shd w:fill="F5F7FA" w:val="clear"/>
             <w:tcMar>
               <w:top w:type="dxa" w:w="80"/>
               <w:left w:type="dxa" w:w="110"/>
@@ -10891,6 +11106,7 @@
         <w:tc>
           <w:tcPr>
             <w:tcW w:type="dxa" w:w="5000"/>
+            <w:shd w:fill="F5F7FA" w:val="clear"/>
             <w:tcMar>
               <w:top w:type="dxa" w:w="80"/>
               <w:left w:type="dxa" w:w="110"/>
@@ -10918,33 +11134,31 @@
         <w:tc>
           <w:tcPr>
             <w:tcW w:type="dxa" w:w="500"/>
-            <w:shd w:fill="F5F7FA" w:val="clear"/>
-            <w:tcMar>
-              <w:top w:type="dxa" w:w="80"/>
-              <w:left w:type="dxa" w:w="110"/>
-              <w:bottom w:type="dxa" w:w="80"/>
-              <w:right w:type="dxa" w:w="110"/>
-            </w:tcMar>
-          </w:tcPr>
-          <w:p>
-            <w:pPr>
-              <w:spacing w:after="0"/>
-            </w:pPr>
-            <w:r>
-              <w:rPr>
-                <w:b w:val="false"/>
-                <w:bCs w:val="false"/>
-                <w:sz w:val="19"/>
-                <w:szCs w:val="19"/>
-              </w:rPr>
-              <w:t xml:space="preserve">10</w:t>
+            <w:tcMar>
+              <w:top w:type="dxa" w:w="80"/>
+              <w:left w:type="dxa" w:w="110"/>
+              <w:bottom w:type="dxa" w:w="80"/>
+              <w:right w:type="dxa" w:w="110"/>
+            </w:tcMar>
+          </w:tcPr>
+          <w:p>
+            <w:pPr>
+              <w:spacing w:after="0"/>
+            </w:pPr>
+            <w:r>
+              <w:rPr>
+                <w:b w:val="false"/>
+                <w:bCs w:val="false"/>
+                <w:sz w:val="19"/>
+                <w:szCs w:val="19"/>
+              </w:rPr>
+              <w:t xml:space="preserve">11</w:t>
             </w:r>
           </w:p>
         </w:tc>
         <w:tc>
           <w:tcPr>
             <w:tcW w:type="dxa" w:w="3500"/>
-            <w:shd w:fill="F5F7FA" w:val="clear"/>
             <w:tcMar>
               <w:top w:type="dxa" w:w="80"/>
               <w:left w:type="dxa" w:w="110"/>
@@ -10970,7 +11184,6 @@
         <w:tc>
           <w:tcPr>
             <w:tcW w:type="dxa" w:w="5000"/>
-            <w:shd w:fill="F5F7FA" w:val="clear"/>
             <w:tcMar>
               <w:top w:type="dxa" w:w="80"/>
               <w:left w:type="dxa" w:w="110"/>
@@ -10998,31 +11211,33 @@
         <w:tc>
           <w:tcPr>
             <w:tcW w:type="dxa" w:w="500"/>
-            <w:tcMar>
-              <w:top w:type="dxa" w:w="80"/>
-              <w:left w:type="dxa" w:w="110"/>
-              <w:bottom w:type="dxa" w:w="80"/>
-              <w:right w:type="dxa" w:w="110"/>
-            </w:tcMar>
-          </w:tcPr>
-          <w:p>
-            <w:pPr>
-              <w:spacing w:after="0"/>
-            </w:pPr>
-            <w:r>
-              <w:rPr>
-                <w:b w:val="false"/>
-                <w:bCs w:val="false"/>
-                <w:sz w:val="19"/>
-                <w:szCs w:val="19"/>
-              </w:rPr>
-              <w:t xml:space="preserve">11</w:t>
+            <w:shd w:fill="F5F7FA" w:val="clear"/>
+            <w:tcMar>
+              <w:top w:type="dxa" w:w="80"/>
+              <w:left w:type="dxa" w:w="110"/>
+              <w:bottom w:type="dxa" w:w="80"/>
+              <w:right w:type="dxa" w:w="110"/>
+            </w:tcMar>
+          </w:tcPr>
+          <w:p>
+            <w:pPr>
+              <w:spacing w:after="0"/>
+            </w:pPr>
+            <w:r>
+              <w:rPr>
+                <w:b w:val="false"/>
+                <w:bCs w:val="false"/>
+                <w:sz w:val="19"/>
+                <w:szCs w:val="19"/>
+              </w:rPr>
+              <w:t xml:space="preserve">12</w:t>
             </w:r>
           </w:p>
         </w:tc>
         <w:tc>
           <w:tcPr>
             <w:tcW w:type="dxa" w:w="3500"/>
+            <w:shd w:fill="F5F7FA" w:val="clear"/>
             <w:tcMar>
               <w:top w:type="dxa" w:w="80"/>
               <w:left w:type="dxa" w:w="110"/>
@@ -11048,6 +11263,7 @@
         <w:tc>
           <w:tcPr>
             <w:tcW w:type="dxa" w:w="5000"/>
+            <w:shd w:fill="F5F7FA" w:val="clear"/>
             <w:tcMar>
               <w:top w:type="dxa" w:w="80"/>
               <w:left w:type="dxa" w:w="110"/>
@@ -11075,33 +11291,31 @@
         <w:tc>
           <w:tcPr>
             <w:tcW w:type="dxa" w:w="500"/>
-            <w:shd w:fill="F5F7FA" w:val="clear"/>
-            <w:tcMar>
-              <w:top w:type="dxa" w:w="80"/>
-              <w:left w:type="dxa" w:w="110"/>
-              <w:bottom w:type="dxa" w:w="80"/>
-              <w:right w:type="dxa" w:w="110"/>
-            </w:tcMar>
-          </w:tcPr>
-          <w:p>
-            <w:pPr>
-              <w:spacing w:after="0"/>
-            </w:pPr>
-            <w:r>
-              <w:rPr>
-                <w:b w:val="false"/>
-                <w:bCs w:val="false"/>
-                <w:sz w:val="19"/>
-                <w:szCs w:val="19"/>
-              </w:rPr>
-              <w:t xml:space="preserve">12</w:t>
+            <w:tcMar>
+              <w:top w:type="dxa" w:w="80"/>
+              <w:left w:type="dxa" w:w="110"/>
+              <w:bottom w:type="dxa" w:w="80"/>
+              <w:right w:type="dxa" w:w="110"/>
+            </w:tcMar>
+          </w:tcPr>
+          <w:p>
+            <w:pPr>
+              <w:spacing w:after="0"/>
+            </w:pPr>
+            <w:r>
+              <w:rPr>
+                <w:b w:val="false"/>
+                <w:bCs w:val="false"/>
+                <w:sz w:val="19"/>
+                <w:szCs w:val="19"/>
+              </w:rPr>
+              <w:t xml:space="preserve">13</w:t>
             </w:r>
           </w:p>
         </w:tc>
         <w:tc>
           <w:tcPr>
             <w:tcW w:type="dxa" w:w="3500"/>
-            <w:shd w:fill="F5F7FA" w:val="clear"/>
             <w:tcMar>
               <w:top w:type="dxa" w:w="80"/>
               <w:left w:type="dxa" w:w="110"/>
@@ -11127,7 +11341,6 @@
         <w:tc>
           <w:tcPr>
             <w:tcW w:type="dxa" w:w="5000"/>
-            <w:shd w:fill="F5F7FA" w:val="clear"/>
             <w:tcMar>
               <w:top w:type="dxa" w:w="80"/>
               <w:left w:type="dxa" w:w="110"/>
@@ -11155,31 +11368,33 @@
         <w:tc>
           <w:tcPr>
             <w:tcW w:type="dxa" w:w="500"/>
-            <w:tcMar>
-              <w:top w:type="dxa" w:w="80"/>
-              <w:left w:type="dxa" w:w="110"/>
-              <w:bottom w:type="dxa" w:w="80"/>
-              <w:right w:type="dxa" w:w="110"/>
-            </w:tcMar>
-          </w:tcPr>
-          <w:p>
-            <w:pPr>
-              <w:spacing w:after="0"/>
-            </w:pPr>
-            <w:r>
-              <w:rPr>
-                <w:b w:val="false"/>
-                <w:bCs w:val="false"/>
-                <w:sz w:val="19"/>
-                <w:szCs w:val="19"/>
-              </w:rPr>
-              <w:t xml:space="preserve">13</w:t>
+            <w:shd w:fill="F5F7FA" w:val="clear"/>
+            <w:tcMar>
+              <w:top w:type="dxa" w:w="80"/>
+              <w:left w:type="dxa" w:w="110"/>
+              <w:bottom w:type="dxa" w:w="80"/>
+              <w:right w:type="dxa" w:w="110"/>
+            </w:tcMar>
+          </w:tcPr>
+          <w:p>
+            <w:pPr>
+              <w:spacing w:after="0"/>
+            </w:pPr>
+            <w:r>
+              <w:rPr>
+                <w:b w:val="false"/>
+                <w:bCs w:val="false"/>
+                <w:sz w:val="19"/>
+                <w:szCs w:val="19"/>
+              </w:rPr>
+              <w:t xml:space="preserve">14</w:t>
             </w:r>
           </w:p>
         </w:tc>
         <w:tc>
           <w:tcPr>
             <w:tcW w:type="dxa" w:w="3500"/>
+            <w:shd w:fill="F5F7FA" w:val="clear"/>
             <w:tcMar>
               <w:top w:type="dxa" w:w="80"/>
               <w:left w:type="dxa" w:w="110"/>
@@ -11205,6 +11420,7 @@
         <w:tc>
           <w:tcPr>
             <w:tcW w:type="dxa" w:w="5000"/>
+            <w:shd w:fill="F5F7FA" w:val="clear"/>
             <w:tcMar>
               <w:top w:type="dxa" w:w="80"/>
               <w:left w:type="dxa" w:w="110"/>
@@ -11232,33 +11448,31 @@
         <w:tc>
           <w:tcPr>
             <w:tcW w:type="dxa" w:w="500"/>
-            <w:shd w:fill="F5F7FA" w:val="clear"/>
-            <w:tcMar>
-              <w:top w:type="dxa" w:w="80"/>
-              <w:left w:type="dxa" w:w="110"/>
-              <w:bottom w:type="dxa" w:w="80"/>
-              <w:right w:type="dxa" w:w="110"/>
-            </w:tcMar>
-          </w:tcPr>
-          <w:p>
-            <w:pPr>
-              <w:spacing w:after="0"/>
-            </w:pPr>
-            <w:r>
-              <w:rPr>
-                <w:b w:val="false"/>
-                <w:bCs w:val="false"/>
-                <w:sz w:val="19"/>
-                <w:szCs w:val="19"/>
-              </w:rPr>
-              <w:t xml:space="preserve">14</w:t>
+            <w:tcMar>
+              <w:top w:type="dxa" w:w="80"/>
+              <w:left w:type="dxa" w:w="110"/>
+              <w:bottom w:type="dxa" w:w="80"/>
+              <w:right w:type="dxa" w:w="110"/>
+            </w:tcMar>
+          </w:tcPr>
+          <w:p>
+            <w:pPr>
+              <w:spacing w:after="0"/>
+            </w:pPr>
+            <w:r>
+              <w:rPr>
+                <w:b w:val="false"/>
+                <w:bCs w:val="false"/>
+                <w:sz w:val="19"/>
+                <w:szCs w:val="19"/>
+              </w:rPr>
+              <w:t xml:space="preserve">15</w:t>
             </w:r>
           </w:p>
         </w:tc>
         <w:tc>
           <w:tcPr>
             <w:tcW w:type="dxa" w:w="3500"/>
-            <w:shd w:fill="F5F7FA" w:val="clear"/>
             <w:tcMar>
               <w:top w:type="dxa" w:w="80"/>
               <w:left w:type="dxa" w:w="110"/>
@@ -11284,7 +11498,6 @@
         <w:tc>
           <w:tcPr>
             <w:tcW w:type="dxa" w:w="5000"/>
-            <w:shd w:fill="F5F7FA" w:val="clear"/>
             <w:tcMar>
               <w:top w:type="dxa" w:w="80"/>
               <w:left w:type="dxa" w:w="110"/>
@@ -12206,7 +12419,7 @@
                 <w:sz w:val="19"/>
                 <w:szCs w:val="19"/>
               </w:rPr>
-              <w:t xml:space="preserve">ADMIN_TRIGGER_ACCOUNT_EMAILが未設定か、オーナー移譲に失敗している。</w:t>
+              <w:t xml:space="preserve">管理用アカウント以外で書類が作成された可能性がある。操作ログの警告を確認する。</w:t>
             </w:r>
           </w:p>
           <w:p>
@@ -12248,6 +12461,59 @@
                 <w:sz w:val="19"/>
                 <w:szCs w:val="19"/>
               </w:rPr>
+              <w:t xml:space="preserve">「範囲の座標が...」等の範囲外エラー</w:t>
+            </w:r>
+          </w:p>
+        </w:tc>
+        <w:tc>
+          <w:tcPr>
+            <w:tcW w:type="dxa" w:w="6400"/>
+            <w:shd w:fill="F5F7FA" w:val="clear"/>
+            <w:tcMar>
+              <w:top w:type="dxa" w:w="80"/>
+              <w:left w:type="dxa" w:w="110"/>
+              <w:bottom w:type="dxa" w:w="80"/>
+              <w:right w:type="dxa" w:w="110"/>
+            </w:tcMar>
+          </w:tcPr>
+          <w:p>
+            <w:pPr>
+              <w:spacing w:after="0"/>
+            </w:pPr>
+            <w:r>
+              <w:rPr>
+                <w:b w:val="false"/>
+                <w:bCs w:val="false"/>
+                <w:sz w:val="19"/>
+                <w:szCs w:val="19"/>
+              </w:rPr>
+              <w:t xml:space="preserve">シートの列数が不足している。メニュー「案件シートの構成を確認・修復する」を実行する</w:t>
+            </w:r>
+          </w:p>
+        </w:tc>
+      </w:tr>
+      <w:tr>
+        <w:tc>
+          <w:tcPr>
+            <w:tcW w:type="dxa" w:w="2600"/>
+            <w:tcMar>
+              <w:top w:type="dxa" w:w="80"/>
+              <w:left w:type="dxa" w:w="110"/>
+              <w:bottom w:type="dxa" w:w="80"/>
+              <w:right w:type="dxa" w:w="110"/>
+            </w:tcMar>
+          </w:tcPr>
+          <w:p>
+            <w:pPr>
+              <w:spacing w:after="0"/>
+            </w:pPr>
+            <w:r>
+              <w:rPr>
+                <w:b w:val="false"/>
+                <w:bCs w:val="false"/>
+                <w:sz w:val="19"/>
+                <w:szCs w:val="19"/>
+              </w:rPr>
               <w:t xml:space="preserve">請求予定レポートが重複して届く</w:t>
             </w:r>
           </w:p>
@@ -12255,7 +12521,6 @@
         <w:tc>
           <w:tcPr>
             <w:tcW w:type="dxa" w:w="6400"/>
-            <w:shd w:fill="F5F7FA" w:val="clear"/>
             <w:tcMar>
               <w:top w:type="dxa" w:w="80"/>
               <w:left w:type="dxa" w:w="110"/>
@@ -12283,6 +12548,7 @@
         <w:tc>
           <w:tcPr>
             <w:tcW w:type="dxa" w:w="2600"/>
+            <w:shd w:fill="F5F7FA" w:val="clear"/>
             <w:tcMar>
               <w:top w:type="dxa" w:w="80"/>
               <w:left w:type="dxa" w:w="110"/>
@@ -12308,6 +12574,7 @@
         <w:tc>
           <w:tcPr>
             <w:tcW w:type="dxa" w:w="6400"/>
+            <w:shd w:fill="F5F7FA" w:val="clear"/>
             <w:tcMar>
               <w:top w:type="dxa" w:w="80"/>
               <w:left w:type="dxa" w:w="110"/>
@@ -12335,7 +12602,6 @@
         <w:tc>
           <w:tcPr>
             <w:tcW w:type="dxa" w:w="2600"/>
-            <w:shd w:fill="F5F7FA" w:val="clear"/>
             <w:tcMar>
               <w:top w:type="dxa" w:w="80"/>
               <w:left w:type="dxa" w:w="110"/>
@@ -12361,7 +12627,6 @@
         <w:tc>
           <w:tcPr>
             <w:tcW w:type="dxa" w:w="6400"/>
-            <w:shd w:fill="F5F7FA" w:val="clear"/>
             <w:tcMar>
               <w:top w:type="dxa" w:w="80"/>
               <w:left w:type="dxa" w:w="110"/>
@@ -12389,6 +12654,7 @@
         <w:tc>
           <w:tcPr>
             <w:tcW w:type="dxa" w:w="2600"/>
+            <w:shd w:fill="F5F7FA" w:val="clear"/>
             <w:tcMar>
               <w:top w:type="dxa" w:w="80"/>
               <w:left w:type="dxa" w:w="110"/>
@@ -12414,6 +12680,7 @@
         <w:tc>
           <w:tcPr>
             <w:tcW w:type="dxa" w:w="6400"/>
+            <w:shd w:fill="F5F7FA" w:val="clear"/>
             <w:tcMar>
               <w:top w:type="dxa" w:w="80"/>
               <w:left w:type="dxa" w:w="110"/>
@@ -12441,7 +12708,6 @@
         <w:tc>
           <w:tcPr>
             <w:tcW w:type="dxa" w:w="2600"/>
-            <w:shd w:fill="F5F7FA" w:val="clear"/>
             <w:tcMar>
               <w:top w:type="dxa" w:w="80"/>
               <w:left w:type="dxa" w:w="110"/>
@@ -12467,7 +12733,6 @@
         <w:tc>
           <w:tcPr>
             <w:tcW w:type="dxa" w:w="6400"/>
-            <w:shd w:fill="F5F7FA" w:val="clear"/>
             <w:tcMar>
               <w:top w:type="dxa" w:w="80"/>
               <w:left w:type="dxa" w:w="110"/>
@@ -12495,6 +12760,7 @@
         <w:tc>
           <w:tcPr>
             <w:tcW w:type="dxa" w:w="2600"/>
+            <w:shd w:fill="F5F7FA" w:val="clear"/>
             <w:tcMar>
               <w:top w:type="dxa" w:w="80"/>
               <w:left w:type="dxa" w:w="110"/>
@@ -12520,6 +12786,7 @@
         <w:tc>
           <w:tcPr>
             <w:tcW w:type="dxa" w:w="6400"/>
+            <w:shd w:fill="F5F7FA" w:val="clear"/>
             <w:tcMar>
               <w:top w:type="dxa" w:w="80"/>
               <w:left w:type="dxa" w:w="110"/>
